--- a/抽離教學_數學/高三數學/積分_高三理數學/講義_定積分_抽離小班共用版.docx
+++ b/抽離教學_數學/高三數學/積分_高三理數學/講義_定積分_抽離小班共用版.docx
@@ -326,34 +326,769 @@
         <w:t xml:space="preserve">固定四步驟，跟不定積分單元同一套邏輯，只是多了「代入上下限相減」。算式裡每一項都標了同一個號碼①②③④，代表同一件事在不同步驟的樣子。</w:t>
       </w:r>
     </w:p>
-    <w:p>
-      <w:pPr>
+    <w:tbl>
+      <w:tblPr>
+        <w:tblW w:w="11338" w:type="dxa"/>
+        <w:tblBorders>
+          <w:top w:val="single" w:sz="4" w:space="0" w:color="000000"/>
+          <w:left w:val="single" w:sz="4" w:space="0" w:color="000000"/>
+          <w:bottom w:val="single" w:sz="4" w:space="0" w:color="000000"/>
+          <w:right w:val="single" w:sz="4" w:space="0" w:color="000000"/>
+          <w:insideH w:val="single" w:sz="4" w:space="0" w:color="000000"/>
+          <w:insideV w:val="single" w:sz="4" w:space="0" w:color="000000"/>
+        </w:tblBorders>
+        <w:tblLayout w:type="fixed"/>
+      </w:tblPr>
+      <w:tblGrid>
+        <w:gridCol w:w="1564"/>
+        <w:gridCol w:w="374"/>
+        <w:gridCol w:w="1904"/>
+        <w:gridCol w:w="476"/>
+        <w:gridCol w:w="850"/>
+        <w:gridCol w:w="374"/>
+        <w:gridCol w:w="1261"/>
+        <w:gridCol w:w="4535"/>
+      </w:tblGrid>
+      <w:tr>
+        <w:trPr>
+          <w:cantSplit/>
+          <w:tblHeader/>
+        </w:trPr>
+        <w:tc>
+          <w:tcPr>
+            <w:tcW w:w="6803" w:type="dxa"/>
+            <w:gridSpan w:val="7"/>
+            <w:shd w:val="clear" w:color="auto" w:fill="F0F0F0"/>
+            <w:tcMar>
+              <w:top w:w="70" w:type="dxa"/>
+              <w:left w:w="110" w:type="dxa"/>
+              <w:bottom w:w="70" w:type="dxa"/>
+              <w:right w:w="110" w:type="dxa"/>
+            </w:tcMar>
+            <w:vAlign w:val="top"/>
+          </w:tcPr>
+          <w:p>
+            <w:pPr>
+              <w:spacing w:line="360" w:lineRule="auto" w:after="80"/>
+              <w:jc w:val="left"/>
+            </w:pPr>
+            <w:r>
+              <w:rPr>
+                <w:rFonts w:ascii="Calibri" w:hAnsi="Calibri" w:eastAsia="微軟正黑體"/>
+                <w:b/>
+                <w:bCs/>
+                <w:sz w:val="22"/>
+                <w:szCs w:val="22"/>
+              </w:rPr>
+              <w:t xml:space="preserve">算式</w:t>
+            </w:r>
+          </w:p>
+        </w:tc>
+        <w:tc>
+          <w:tcPr>
+            <w:tcW w:w="4535" w:type="dxa"/>
+            <w:shd w:val="clear" w:color="auto" w:fill="F0F0F0"/>
+            <w:tcMar>
+              <w:top w:w="70" w:type="dxa"/>
+              <w:left w:w="110" w:type="dxa"/>
+              <w:bottom w:w="70" w:type="dxa"/>
+              <w:right w:w="110" w:type="dxa"/>
+            </w:tcMar>
+            <w:vAlign w:val="top"/>
+          </w:tcPr>
+          <w:p>
+            <w:pPr>
+              <w:spacing w:line="360" w:lineRule="auto" w:after="80"/>
+              <w:jc w:val="left"/>
+            </w:pPr>
+            <w:r>
+              <w:rPr>
+                <w:rFonts w:ascii="Calibri" w:hAnsi="Calibri" w:eastAsia="微軟正黑體"/>
+                <w:b/>
+                <w:bCs/>
+                <w:sz w:val="22"/>
+                <w:szCs w:val="22"/>
+              </w:rPr>
+              <w:t xml:space="preserve">這一步在做什麼</w:t>
+            </w:r>
+          </w:p>
+        </w:tc>
+      </w:tr>
+      <w:tr>
+        <w:trPr>
+          <w:cantSplit/>
+        </w:trPr>
+        <w:tc>
+          <w:tcPr>
+            <w:tcW w:w="6803" w:type="dxa"/>
+            <w:gridSpan w:val="7"/>
+            <w:tcBorders>
+              <w:top w:val="single" w:sz="4" w:color="000000"/>
+              <w:left w:val="single" w:sz="4" w:color="000000"/>
+              <w:bottom w:val="single" w:sz="4" w:color="000000"/>
+              <w:right w:val="single" w:sz="4" w:color="000000"/>
+            </w:tcBorders>
+            <w:tcMar>
+              <w:top w:w="70" w:type="dxa"/>
+              <w:left w:w="110" w:type="dxa"/>
+              <w:bottom w:w="70" w:type="dxa"/>
+              <w:right w:w="110" w:type="dxa"/>
+            </w:tcMar>
+            <w:vAlign w:val="center"/>
+          </w:tcPr>
+          <w:p>
+            <w:pPr>
+              <w:jc w:val="left"/>
+            </w:pPr>
+            <w:r>
+              <w:rPr>
+                <w:rFonts w:ascii="Calibri" w:hAnsi="Calibri" w:eastAsia="微軟正黑體"/>
+                <w:sz w:val="24"/>
+                <w:szCs w:val="24"/>
+              </w:rPr>
+              <w:t xml:space="preserve">① 先求被積函數的一個原函數（不用加C，因為相減時C會抵消）：</w:t>
+            </w:r>
+            <m:oMath>
+              <m:r>
+                <m:t xml:space="preserve">F</m:t>
+              </m:r>
+              <m:r>
+                <m:t xml:space="preserve">(</m:t>
+              </m:r>
+              <m:r>
+                <m:t xml:space="preserve">x</m:t>
+              </m:r>
+              <m:r>
+                <m:t xml:space="preserve">)</m:t>
+              </m:r>
+              <m:r>
+                <m:t xml:space="preserve">=</m:t>
+              </m:r>
+              <m:sSup>
+                <m:e>
+                  <m:r>
+                    <m:t xml:space="preserve">x</m:t>
+                  </m:r>
+                </m:e>
+                <m:sup>
+                  <m:r>
+                    <m:t xml:space="preserve">2</m:t>
+                  </m:r>
+                </m:sup>
+              </m:sSup>
+              <m:r>
+                <m:t xml:space="preserve">+</m:t>
+              </m:r>
+              <m:r>
+                <m:t xml:space="preserve">x</m:t>
+              </m:r>
+            </m:oMath>
+          </w:p>
+        </w:tc>
+        <w:tc>
+          <w:tcPr>
+            <w:tcW w:w="4535" w:type="dxa"/>
+            <w:tcBorders>
+              <w:top w:val="single" w:sz="4" w:color="000000"/>
+              <w:left w:val="single" w:sz="4" w:color="000000"/>
+              <w:bottom w:val="single" w:sz="4" w:color="000000"/>
+              <w:right w:val="single" w:sz="4" w:color="000000"/>
+            </w:tcBorders>
+            <w:tcMar>
+              <w:top w:w="70" w:type="dxa"/>
+              <w:left w:w="110" w:type="dxa"/>
+              <w:bottom w:w="70" w:type="dxa"/>
+              <w:right w:w="110" w:type="dxa"/>
+            </w:tcMar>
+            <w:vAlign w:val="center"/>
+          </w:tcPr>
+          <w:p>
+            <w:pPr>
+              <w:spacing w:line="360" w:lineRule="auto"/>
+            </w:pPr>
+          </w:p>
+        </w:tc>
+      </w:tr>
+      <w:tr>
+        <w:trPr>
+          <w:cantSplit/>
+        </w:trPr>
+        <w:tc>
+          <w:tcPr>
+            <w:tcW w:w="1564" w:type="dxa"/>
+            <w:tcBorders>
+              <w:top w:val="single" w:sz="4" w:color="000000"/>
+              <w:left w:val="single" w:sz="4" w:color="000000"/>
+              <w:bottom w:val="single" w:sz="4" w:color="000000"/>
+              <w:right w:val="nil" w:sz="4" w:color="000000"/>
+            </w:tcBorders>
+            <w:tcMar>
+              <w:top w:w="70" w:type="dxa"/>
+              <w:left w:w="110" w:type="dxa"/>
+              <w:bottom w:w="70" w:type="dxa"/>
+              <w:right w:w="110" w:type="dxa"/>
+            </w:tcMar>
+            <w:vAlign w:val="center"/>
+          </w:tcPr>
+          <w:p>
+            <w:pPr>
+              <w:jc w:val="right"/>
+            </w:pPr>
+            <w:r>
+              <w:rPr>
+                <w:rFonts w:ascii="Calibri" w:hAnsi="Calibri" w:eastAsia="微軟正黑體"/>
+                <w:sz w:val="24"/>
+                <w:szCs w:val="24"/>
+              </w:rPr>
+              <w:t xml:space="preserve"> </w:t>
+            </w:r>
+            <m:oMath>
+              <m:r>
+                <m:t xml:space="preserve">F</m:t>
+              </m:r>
+              <m:r>
+                <m:t xml:space="preserve">(</m:t>
+              </m:r>
+              <m:r>
+                <m:t xml:space="preserve">3</m:t>
+              </m:r>
+              <m:r>
+                <m:t xml:space="preserve">)</m:t>
+              </m:r>
+            </m:oMath>
+          </w:p>
+        </w:tc>
+        <w:tc>
+          <w:tcPr>
+            <w:tcW w:w="374" w:type="dxa"/>
+            <w:tcBorders>
+              <w:top w:val="single" w:sz="4" w:color="000000"/>
+              <w:left w:val="nil" w:sz="4" w:color="000000"/>
+              <w:bottom w:val="single" w:sz="4" w:color="000000"/>
+              <w:right w:val="nil" w:sz="4" w:color="000000"/>
+            </w:tcBorders>
+            <w:tcMar>
+              <w:top w:w="70" w:type="dxa"/>
+              <w:left w:w="110" w:type="dxa"/>
+              <w:bottom w:w="70" w:type="dxa"/>
+              <w:right w:w="110" w:type="dxa"/>
+            </w:tcMar>
+            <w:vAlign w:val="center"/>
+          </w:tcPr>
+          <w:p>
+            <w:pPr>
+              <w:jc w:val="center"/>
+            </w:pPr>
+            <m:oMath>
+              <m:r>
+                <m:t xml:space="preserve">=</m:t>
+              </m:r>
+            </m:oMath>
+          </w:p>
+        </w:tc>
+        <w:tc>
+          <w:tcPr>
+            <w:tcW w:w="4865" w:type="dxa"/>
+            <w:gridSpan w:val="5"/>
+            <w:tcBorders>
+              <w:top w:val="single" w:sz="4" w:color="000000"/>
+              <w:left w:val="nil" w:sz="4" w:color="000000"/>
+              <w:bottom w:val="single" w:sz="4" w:color="000000"/>
+              <w:right w:val="single" w:sz="4" w:color="000000"/>
+            </w:tcBorders>
+            <w:tcMar>
+              <w:top w:w="70" w:type="dxa"/>
+              <w:left w:w="110" w:type="dxa"/>
+              <w:bottom w:w="70" w:type="dxa"/>
+              <w:right w:w="110" w:type="dxa"/>
+            </w:tcMar>
+            <w:vAlign w:val="center"/>
+          </w:tcPr>
+          <w:p>
+            <w:pPr>
+              <w:jc w:val="left"/>
+            </w:pPr>
+            <w:r>
+              <w:rPr>
+                <w:rFonts w:ascii="Calibri" w:hAnsi="Calibri" w:eastAsia="微軟正黑體"/>
+                <w:sz w:val="24"/>
+                <w:szCs w:val="24"/>
+              </w:rPr>
+              <w:t xml:space="preserve"> </w:t>
+            </w:r>
+            <m:oMath>
+              <m:sSup>
+                <m:e>
+                  <m:r>
+                    <m:t xml:space="preserve">3</m:t>
+                  </m:r>
+                </m:e>
+                <m:sup>
+                  <m:r>
+                    <m:t xml:space="preserve">2</m:t>
+                  </m:r>
+                </m:sup>
+              </m:sSup>
+              <m:r>
+                <m:t xml:space="preserve">+</m:t>
+              </m:r>
+              <m:r>
+                <m:t xml:space="preserve">3</m:t>
+              </m:r>
+              <m:r>
+                <m:t xml:space="preserve">=</m:t>
+              </m:r>
+              <m:r>
+                <m:t xml:space="preserve">12</m:t>
+              </m:r>
+            </m:oMath>
+          </w:p>
+        </w:tc>
+        <w:tc>
+          <w:tcPr>
+            <w:tcW w:w="4535" w:type="dxa"/>
+            <w:tcBorders>
+              <w:top w:val="single" w:sz="4" w:color="000000"/>
+              <w:left w:val="single" w:sz="4" w:color="000000"/>
+              <w:bottom w:val="single" w:sz="4" w:color="000000"/>
+              <w:right w:val="single" w:sz="4" w:color="000000"/>
+            </w:tcBorders>
+            <w:tcMar>
+              <w:top w:w="70" w:type="dxa"/>
+              <w:left w:w="110" w:type="dxa"/>
+              <w:bottom w:w="70" w:type="dxa"/>
+              <w:right w:w="110" w:type="dxa"/>
+            </w:tcMar>
+            <w:vAlign w:val="center"/>
+          </w:tcPr>
+          <w:p>
+            <w:pPr>
+              <w:jc w:val="left"/>
+            </w:pPr>
+            <w:r>
+              <w:rPr>
+                <w:rFonts w:ascii="Calibri" w:hAnsi="Calibri" w:eastAsia="微軟正黑體"/>
+                <w:sz w:val="24"/>
+                <w:szCs w:val="24"/>
+              </w:rPr>
+              <w:t xml:space="preserve">② 代入上限 b=3</w:t>
+            </w:r>
+          </w:p>
+        </w:tc>
+      </w:tr>
+      <w:tr>
+        <w:trPr>
+          <w:cantSplit/>
+        </w:trPr>
+        <w:tc>
+          <w:tcPr>
+            <w:tcW w:w="1564" w:type="dxa"/>
+            <w:tcBorders>
+              <w:top w:val="single" w:sz="4" w:color="000000"/>
+              <w:left w:val="single" w:sz="4" w:color="000000"/>
+              <w:bottom w:val="single" w:sz="4" w:color="000000"/>
+              <w:right w:val="nil" w:sz="4" w:color="000000"/>
+            </w:tcBorders>
+            <w:tcMar>
+              <w:top w:w="70" w:type="dxa"/>
+              <w:left w:w="110" w:type="dxa"/>
+              <w:bottom w:w="70" w:type="dxa"/>
+              <w:right w:w="110" w:type="dxa"/>
+            </w:tcMar>
+            <w:vAlign w:val="center"/>
+          </w:tcPr>
+          <w:p>
+            <w:pPr>
+              <w:jc w:val="right"/>
+            </w:pPr>
+            <w:r>
+              <w:rPr>
+                <w:rFonts w:ascii="Calibri" w:hAnsi="Calibri" w:eastAsia="微軟正黑體"/>
+                <w:sz w:val="24"/>
+                <w:szCs w:val="24"/>
+              </w:rPr>
+              <w:t xml:space="preserve"> </w:t>
+            </w:r>
+            <m:oMath>
+              <m:r>
+                <m:t xml:space="preserve">F</m:t>
+              </m:r>
+              <m:r>
+                <m:t xml:space="preserve">(</m:t>
+              </m:r>
+              <m:r>
+                <m:t xml:space="preserve">1</m:t>
+              </m:r>
+              <m:r>
+                <m:t xml:space="preserve">)</m:t>
+              </m:r>
+            </m:oMath>
+          </w:p>
+        </w:tc>
+        <w:tc>
+          <w:tcPr>
+            <w:tcW w:w="374" w:type="dxa"/>
+            <w:tcBorders>
+              <w:top w:val="single" w:sz="4" w:color="000000"/>
+              <w:left w:val="nil" w:sz="4" w:color="000000"/>
+              <w:bottom w:val="single" w:sz="4" w:color="000000"/>
+              <w:right w:val="nil" w:sz="4" w:color="000000"/>
+            </w:tcBorders>
+            <w:tcMar>
+              <w:top w:w="70" w:type="dxa"/>
+              <w:left w:w="110" w:type="dxa"/>
+              <w:bottom w:w="70" w:type="dxa"/>
+              <w:right w:w="110" w:type="dxa"/>
+            </w:tcMar>
+            <w:vAlign w:val="center"/>
+          </w:tcPr>
+          <w:p>
+            <w:pPr>
+              <w:jc w:val="center"/>
+            </w:pPr>
+            <m:oMath>
+              <m:r>
+                <m:t xml:space="preserve">=</m:t>
+              </m:r>
+            </m:oMath>
+          </w:p>
+        </w:tc>
+        <w:tc>
+          <w:tcPr>
+            <w:tcW w:w="4865" w:type="dxa"/>
+            <w:gridSpan w:val="5"/>
+            <w:tcBorders>
+              <w:top w:val="single" w:sz="4" w:color="000000"/>
+              <w:left w:val="nil" w:sz="4" w:color="000000"/>
+              <w:bottom w:val="single" w:sz="4" w:color="000000"/>
+              <w:right w:val="single" w:sz="4" w:color="000000"/>
+            </w:tcBorders>
+            <w:tcMar>
+              <w:top w:w="70" w:type="dxa"/>
+              <w:left w:w="110" w:type="dxa"/>
+              <w:bottom w:w="70" w:type="dxa"/>
+              <w:right w:w="110" w:type="dxa"/>
+            </w:tcMar>
+            <w:vAlign w:val="center"/>
+          </w:tcPr>
+          <w:p>
+            <w:pPr>
+              <w:jc w:val="left"/>
+            </w:pPr>
+            <w:r>
+              <w:rPr>
+                <w:rFonts w:ascii="Calibri" w:hAnsi="Calibri" w:eastAsia="微軟正黑體"/>
+                <w:sz w:val="24"/>
+                <w:szCs w:val="24"/>
+              </w:rPr>
+              <w:t xml:space="preserve"> </w:t>
+            </w:r>
+            <m:oMath>
+              <m:sSup>
+                <m:e>
+                  <m:r>
+                    <m:t xml:space="preserve">1</m:t>
+                  </m:r>
+                </m:e>
+                <m:sup>
+                  <m:r>
+                    <m:t xml:space="preserve">2</m:t>
+                  </m:r>
+                </m:sup>
+              </m:sSup>
+              <m:r>
+                <m:t xml:space="preserve">+</m:t>
+              </m:r>
+              <m:r>
+                <m:t xml:space="preserve">1</m:t>
+              </m:r>
+              <m:r>
+                <m:t xml:space="preserve">=</m:t>
+              </m:r>
+              <m:r>
+                <m:t xml:space="preserve">2</m:t>
+              </m:r>
+            </m:oMath>
+          </w:p>
+        </w:tc>
+        <w:tc>
+          <w:tcPr>
+            <w:tcW w:w="4535" w:type="dxa"/>
+            <w:tcBorders>
+              <w:top w:val="single" w:sz="4" w:color="000000"/>
+              <w:left w:val="single" w:sz="4" w:color="000000"/>
+              <w:bottom w:val="single" w:sz="4" w:color="000000"/>
+              <w:right w:val="single" w:sz="4" w:color="000000"/>
+            </w:tcBorders>
+            <w:tcMar>
+              <w:top w:w="70" w:type="dxa"/>
+              <w:left w:w="110" w:type="dxa"/>
+              <w:bottom w:w="70" w:type="dxa"/>
+              <w:right w:w="110" w:type="dxa"/>
+            </w:tcMar>
+            <w:vAlign w:val="center"/>
+          </w:tcPr>
+          <w:p>
+            <w:pPr>
+              <w:jc w:val="left"/>
+            </w:pPr>
+            <w:r>
+              <w:rPr>
+                <w:rFonts w:ascii="Calibri" w:hAnsi="Calibri" w:eastAsia="微軟正黑體"/>
+                <w:sz w:val="24"/>
+                <w:szCs w:val="24"/>
+              </w:rPr>
+              <w:t xml:space="preserve">③ 代入下限 a=1</w:t>
+            </w:r>
+          </w:p>
+        </w:tc>
+      </w:tr>
+      <w:tr>
+        <w:trPr>
+          <w:cantSplit/>
+        </w:trPr>
+        <w:tc>
+          <w:tcPr>
+            <w:tcW w:w="6803" w:type="dxa"/>
+            <w:gridSpan w:val="7"/>
+            <w:tcBorders>
+              <w:top w:val="single" w:sz="4" w:color="000000"/>
+              <w:left w:val="single" w:sz="4" w:color="000000"/>
+              <w:bottom w:val="single" w:sz="4" w:color="000000"/>
+              <w:right w:val="single" w:sz="4" w:color="000000"/>
+            </w:tcBorders>
+            <w:tcMar>
+              <w:top w:w="70" w:type="dxa"/>
+              <w:left w:w="110" w:type="dxa"/>
+              <w:bottom w:w="70" w:type="dxa"/>
+              <w:right w:w="110" w:type="dxa"/>
+            </w:tcMar>
+            <w:vAlign w:val="center"/>
+          </w:tcPr>
+          <w:p>
+            <w:pPr>
+              <w:jc w:val="left"/>
+            </w:pPr>
+            <w:r>
+              <w:rPr>
+                <w:rFonts w:ascii="Calibri" w:hAnsi="Calibri" w:eastAsia="微軟正黑體"/>
+                <w:b/>
+                <w:bCs/>
+                <w:sz w:val="24"/>
+                <w:szCs w:val="24"/>
+              </w:rPr>
+              <w:t xml:space="preserve">∴ </w:t>
+            </w:r>
+            <m:oMath>
+              <m:r>
+                <m:t xml:space="preserve">∫[</m:t>
+              </m:r>
+              <m:r>
+                <m:t xml:space="preserve">1</m:t>
+              </m:r>
+              <m:r>
+                <m:t xml:space="preserve">,</m:t>
+              </m:r>
+              <m:r>
+                <m:t xml:space="preserve">3</m:t>
+              </m:r>
+              <m:r>
+                <m:t xml:space="preserve">]</m:t>
+              </m:r>
+              <m:r>
+                <m:t xml:space="preserve">(</m:t>
+              </m:r>
+              <m:r>
+                <m:t xml:space="preserve">2</m:t>
+              </m:r>
+              <m:r>
+                <m:t xml:space="preserve">x</m:t>
+              </m:r>
+              <m:r>
+                <m:t xml:space="preserve">+</m:t>
+              </m:r>
+              <m:r>
+                <m:t xml:space="preserve">1</m:t>
+              </m:r>
+              <m:r>
+                <m:t xml:space="preserve">)</m:t>
+              </m:r>
+              <m:r>
+                <m:t xml:space="preserve">d</m:t>
+              </m:r>
+              <m:r>
+                <m:t xml:space="preserve">x</m:t>
+              </m:r>
+              <m:r>
+                <m:t xml:space="preserve">=</m:t>
+              </m:r>
+              <m:r>
+                <m:t xml:space="preserve">F</m:t>
+              </m:r>
+              <m:r>
+                <m:t xml:space="preserve">(</m:t>
+              </m:r>
+              <m:r>
+                <m:t xml:space="preserve">3</m:t>
+              </m:r>
+              <m:r>
+                <m:t xml:space="preserve">)</m:t>
+              </m:r>
+              <m:r>
+                <m:t xml:space="preserve">−</m:t>
+              </m:r>
+              <m:r>
+                <m:t xml:space="preserve">F</m:t>
+              </m:r>
+              <m:r>
+                <m:t xml:space="preserve">(</m:t>
+              </m:r>
+              <m:r>
+                <m:t xml:space="preserve">1</m:t>
+              </m:r>
+              <m:r>
+                <m:t xml:space="preserve">)</m:t>
+              </m:r>
+              <m:r>
+                <m:t xml:space="preserve">=</m:t>
+              </m:r>
+              <m:r>
+                <m:t xml:space="preserve">12</m:t>
+              </m:r>
+              <m:r>
+                <m:t xml:space="preserve">−</m:t>
+              </m:r>
+              <m:r>
+                <m:t xml:space="preserve">2</m:t>
+              </m:r>
+              <m:r>
+                <m:t xml:space="preserve">=</m:t>
+              </m:r>
+              <m:r>
+                <m:t xml:space="preserve">10</m:t>
+              </m:r>
+            </m:oMath>
+          </w:p>
+        </w:tc>
+        <w:tc>
+          <w:tcPr>
+            <w:tcW w:w="4535" w:type="dxa"/>
+            <w:tcBorders>
+              <w:top w:val="single" w:sz="4" w:color="000000"/>
+              <w:left w:val="single" w:sz="4" w:color="000000"/>
+              <w:bottom w:val="single" w:sz="4" w:color="000000"/>
+              <w:right w:val="single" w:sz="4" w:color="000000"/>
+            </w:tcBorders>
+            <w:tcMar>
+              <w:top w:w="70" w:type="dxa"/>
+              <w:left w:w="110" w:type="dxa"/>
+              <w:bottom w:w="70" w:type="dxa"/>
+              <w:right w:w="110" w:type="dxa"/>
+            </w:tcMar>
+            <w:vAlign w:val="center"/>
+          </w:tcPr>
+          <w:p>
+            <w:pPr>
+              <w:jc w:val="left"/>
+            </w:pPr>
+            <w:r>
+              <w:rPr>
+                <w:rFonts w:ascii="Calibri" w:hAnsi="Calibri" w:eastAsia="微軟正黑體"/>
+                <w:sz w:val="24"/>
+                <w:szCs w:val="24"/>
+              </w:rPr>
+              <w:t xml:space="preserve">④ 上限的值減下限的值</w:t>
+            </w:r>
+          </w:p>
+        </w:tc>
+      </w:tr>
+    </w:tbl>
+    <w:p>
+      <w:pPr>
+        <w:spacing w:line="360" w:lineRule="auto"/>
+      </w:pPr>
+    </w:p>
+    <w:p>
+      <w:pPr>
+        <w:spacing w:line="360" w:lineRule="auto" w:after="80"/>
+        <w:shd w:val="clear" w:color="auto" w:fill="F0F0F0"/>
+        <w:pBdr>
+          <w:left w:val="single" w:sz="18" w:space="8" w:color="555555"/>
+        </w:pBdr>
+        <w:jc w:val="left"/>
+      </w:pPr>
+      <w:r>
+        <w:rPr>
+          <w:rFonts w:ascii="Calibri" w:hAnsi="Calibri" w:eastAsia="微軟正黑體"/>
+          <w:sz w:val="24"/>
+          <w:szCs w:val="24"/>
+        </w:rPr>
+        <w:t xml:space="preserve">雙重檢查：這條函數是直線，圖形剛好是梯形——x=1時y=3，x=3時y=7，梯形面積=(3+7)/2×2=10，跟算出來的一樣，可以互相驗證。</w:t>
+      </w:r>
+    </w:p>
+    <w:p>
+      <w:pPr>
+        <w:spacing w:line="360" w:lineRule="auto"/>
+      </w:pPr>
+    </w:p>
+    <w:p>
+      <w:pPr>
+        <w:keepNext/>
         <w:spacing w:line="360" w:lineRule="auto" w:after="80"/>
         <w:jc w:val="left"/>
       </w:pPr>
       <w:r>
         <w:rPr>
           <w:rFonts w:ascii="Calibri" w:hAnsi="Calibri" w:eastAsia="微軟正黑體"/>
+          <w:b/>
+          <w:bCs/>
+          <w:sz w:val="28"/>
+          <w:szCs w:val="28"/>
+        </w:rPr>
+        <w:t xml:space="preserve">四、範例：求 ∫₀²3x²dx（我們做——你跟老師一起完成）</w:t>
+      </w:r>
+    </w:p>
+    <w:p>
+      <w:pPr>
+        <w:spacing w:line="360" w:lineRule="auto" w:after="80"/>
+        <w:jc w:val="left"/>
+      </w:pPr>
+      <w:r>
+        <w:rPr>
+          <w:rFonts w:ascii="Calibri" w:hAnsi="Calibri" w:eastAsia="微軟正黑體"/>
           <w:sz w:val="24"/>
           <w:szCs w:val="24"/>
         </w:rPr>
-        <w:t xml:space="preserve">① 先求被積函數的一個原函數（不用加C，因為相減時C會抵消）：</w:t>
-      </w:r>
+        <w:t xml:space="preserve">照「我做」的四個步驟自己走一次，每一步寫在下面：</w:t>
+      </w:r>
+    </w:p>
+    <w:p>
+      <w:pPr>
+        <w:spacing w:line="360" w:lineRule="auto" w:after="80"/>
+        <w:shd w:val="clear" w:color="auto" w:fill="F0F0F0"/>
+        <w:pBdr>
+          <w:left w:val="single" w:sz="18" w:space="8" w:color="555555"/>
+        </w:pBdr>
+        <w:jc w:val="left"/>
+      </w:pPr>
       <m:oMath>
         <m:r>
-          <m:t xml:space="preserve">F</m:t>
-        </m:r>
-        <m:r>
-          <m:t xml:space="preserve">(</m:t>
-        </m:r>
-        <m:r>
-          <m:t xml:space="preserve">x</m:t>
-        </m:r>
-        <m:r>
-          <m:t xml:space="preserve">)</m:t>
-        </m:r>
-        <m:r>
-          <m:t xml:space="preserve">=</m:t>
+          <m:t xml:space="preserve">∫[</m:t>
+        </m:r>
+        <m:r>
+          <m:t xml:space="preserve">0</m:t>
+        </m:r>
+        <m:r>
+          <m:t xml:space="preserve">,</m:t>
+        </m:r>
+        <m:r>
+          <m:t xml:space="preserve">2</m:t>
+        </m:r>
+        <m:r>
+          <m:t xml:space="preserve">] </m:t>
+        </m:r>
+        <m:r>
+          <m:t xml:space="preserve">3</m:t>
         </m:r>
         <m:sSup>
           <m:e>
@@ -368,225 +1103,108 @@
           </m:sup>
         </m:sSup>
         <m:r>
-          <m:t xml:space="preserve">+</m:t>
+          <m:t xml:space="preserve"> </m:t>
+        </m:r>
+        <m:r>
+          <m:t xml:space="preserve">d</m:t>
         </m:r>
         <m:r>
           <m:t xml:space="preserve">x</m:t>
         </m:r>
+        <m:r>
+          <m:t xml:space="preserve">=?</m:t>
+        </m:r>
       </m:oMath>
-    </w:p>
-    <w:p>
-      <w:pPr>
+      <w:r>
+        <w:rPr>
+          <w:rFonts w:ascii="Calibri" w:hAnsi="Calibri" w:eastAsia="微軟正黑體"/>
+          <w:sz w:val="24"/>
+          <w:szCs w:val="24"/>
+        </w:rPr>
+        <w:t xml:space="preserve">　　（提示：先求原函數，再代入上限2、下限0，最後相減）</w:t>
+      </w:r>
+    </w:p>
+    <w:p>
+      <w:pPr>
+        <w:spacing w:line="360" w:lineRule="auto" w:before="120" w:after="0"/>
+        <w:pBdr>
+          <w:bottom w:val="single" w:sz="5" w:space="4" w:color="AAAAAA"/>
+        </w:pBdr>
+      </w:pPr>
+      <w:r>
+        <w:rPr>
+          <w:sz w:val="32"/>
+          <w:szCs w:val="32"/>
+        </w:rPr>
+        <w:t xml:space="preserve"> </w:t>
+      </w:r>
+    </w:p>
+    <w:p>
+      <w:pPr>
+        <w:spacing w:line="360" w:lineRule="auto" w:before="120" w:after="0"/>
+        <w:pBdr>
+          <w:bottom w:val="single" w:sz="5" w:space="4" w:color="AAAAAA"/>
+        </w:pBdr>
+      </w:pPr>
+      <w:r>
+        <w:rPr>
+          <w:sz w:val="32"/>
+          <w:szCs w:val="32"/>
+        </w:rPr>
+        <w:t xml:space="preserve"> </w:t>
+      </w:r>
+    </w:p>
+    <w:p>
+      <w:pPr>
+        <w:spacing w:line="360" w:lineRule="auto" w:before="120" w:after="0"/>
+        <w:pBdr>
+          <w:bottom w:val="single" w:sz="5" w:space="4" w:color="AAAAAA"/>
+        </w:pBdr>
+      </w:pPr>
+      <w:r>
+        <w:rPr>
+          <w:sz w:val="32"/>
+          <w:szCs w:val="32"/>
+        </w:rPr>
+        <w:t xml:space="preserve"> </w:t>
+      </w:r>
+    </w:p>
+    <w:p>
+      <w:pPr>
+        <w:spacing w:line="360" w:lineRule="auto" w:before="120" w:after="0"/>
+        <w:pBdr>
+          <w:bottom w:val="single" w:sz="5" w:space="4" w:color="AAAAAA"/>
+        </w:pBdr>
+      </w:pPr>
+      <w:r>
+        <w:rPr>
+          <w:sz w:val="32"/>
+          <w:szCs w:val="32"/>
+        </w:rPr>
+        <w:t xml:space="preserve"> </w:t>
+      </w:r>
+    </w:p>
+    <w:p>
+      <w:pPr>
+        <w:spacing w:line="360" w:lineRule="auto"/>
+      </w:pPr>
+    </w:p>
+    <w:p>
+      <w:pPr>
+        <w:keepNext/>
         <w:spacing w:line="360" w:lineRule="auto" w:after="80"/>
         <w:jc w:val="left"/>
       </w:pPr>
       <w:r>
         <w:rPr>
           <w:rFonts w:ascii="Calibri" w:hAnsi="Calibri" w:eastAsia="微軟正黑體"/>
-          <w:sz w:val="24"/>
-          <w:szCs w:val="24"/>
-        </w:rPr>
-        <w:t xml:space="preserve">② 代入上限 b=3：</w:t>
-      </w:r>
-      <m:oMath>
-        <m:r>
-          <m:t xml:space="preserve">F</m:t>
-        </m:r>
-        <m:r>
-          <m:t xml:space="preserve">(</m:t>
-        </m:r>
-        <m:r>
-          <m:t xml:space="preserve">3</m:t>
-        </m:r>
-        <m:r>
-          <m:t xml:space="preserve">)</m:t>
-        </m:r>
-        <m:r>
-          <m:t xml:space="preserve">=</m:t>
-        </m:r>
-        <m:sSup>
-          <m:e>
-            <m:r>
-              <m:t xml:space="preserve">3</m:t>
-            </m:r>
-          </m:e>
-          <m:sup>
-            <m:r>
-              <m:t xml:space="preserve">2</m:t>
-            </m:r>
-          </m:sup>
-        </m:sSup>
-        <m:r>
-          <m:t xml:space="preserve">+</m:t>
-        </m:r>
-        <m:r>
-          <m:t xml:space="preserve">3</m:t>
-        </m:r>
-        <m:r>
-          <m:t xml:space="preserve">=</m:t>
-        </m:r>
-        <m:r>
-          <m:t xml:space="preserve">12</m:t>
-        </m:r>
-      </m:oMath>
-    </w:p>
-    <w:p>
-      <w:pPr>
-        <w:spacing w:line="360" w:lineRule="auto" w:after="80"/>
-        <w:jc w:val="left"/>
-      </w:pPr>
-      <w:r>
-        <w:rPr>
-          <w:rFonts w:ascii="Calibri" w:hAnsi="Calibri" w:eastAsia="微軟正黑體"/>
-          <w:sz w:val="24"/>
-          <w:szCs w:val="24"/>
-        </w:rPr>
-        <w:t xml:space="preserve">③ 代入下限 a=1：</w:t>
-      </w:r>
-      <m:oMath>
-        <m:r>
-          <m:t xml:space="preserve">F</m:t>
-        </m:r>
-        <m:r>
-          <m:t xml:space="preserve">(</m:t>
-        </m:r>
-        <m:r>
-          <m:t xml:space="preserve">1</m:t>
-        </m:r>
-        <m:r>
-          <m:t xml:space="preserve">)</m:t>
-        </m:r>
-        <m:r>
-          <m:t xml:space="preserve">=</m:t>
-        </m:r>
-        <m:sSup>
-          <m:e>
-            <m:r>
-              <m:t xml:space="preserve">1</m:t>
-            </m:r>
-          </m:e>
-          <m:sup>
-            <m:r>
-              <m:t xml:space="preserve">2</m:t>
-            </m:r>
-          </m:sup>
-        </m:sSup>
-        <m:r>
-          <m:t xml:space="preserve">+</m:t>
-        </m:r>
-        <m:r>
-          <m:t xml:space="preserve">1</m:t>
-        </m:r>
-        <m:r>
-          <m:t xml:space="preserve">=</m:t>
-        </m:r>
-        <m:r>
-          <m:t xml:space="preserve">2</m:t>
-        </m:r>
-      </m:oMath>
-    </w:p>
-    <w:p>
-      <w:pPr>
-        <w:spacing w:line="360" w:lineRule="auto" w:after="80"/>
-        <w:jc w:val="left"/>
-      </w:pPr>
-      <w:r>
-        <w:rPr>
-          <w:rFonts w:ascii="Calibri" w:hAnsi="Calibri" w:eastAsia="微軟正黑體"/>
-          <w:sz w:val="24"/>
-          <w:szCs w:val="24"/>
-        </w:rPr>
-        <w:t xml:space="preserve">④ 上限的值減下限的值：</w:t>
-      </w:r>
-      <m:oMath>
-        <m:r>
-          <m:t xml:space="preserve">∫[</m:t>
-        </m:r>
-        <m:r>
-          <m:t xml:space="preserve">1</m:t>
-        </m:r>
-        <m:r>
-          <m:t xml:space="preserve">,</m:t>
-        </m:r>
-        <m:r>
-          <m:t xml:space="preserve">3</m:t>
-        </m:r>
-        <m:r>
-          <m:t xml:space="preserve">]</m:t>
-        </m:r>
-        <m:r>
-          <m:t xml:space="preserve">(</m:t>
-        </m:r>
-        <m:r>
-          <m:t xml:space="preserve">2</m:t>
-        </m:r>
-        <m:r>
-          <m:t xml:space="preserve">x</m:t>
-        </m:r>
-        <m:r>
-          <m:t xml:space="preserve">+</m:t>
-        </m:r>
-        <m:r>
-          <m:t xml:space="preserve">1</m:t>
-        </m:r>
-        <m:r>
-          <m:t xml:space="preserve">)</m:t>
-        </m:r>
-        <m:r>
-          <m:t xml:space="preserve">d</m:t>
-        </m:r>
-        <m:r>
-          <m:t xml:space="preserve">x</m:t>
-        </m:r>
-        <m:r>
-          <m:t xml:space="preserve">=</m:t>
-        </m:r>
-        <m:r>
-          <m:t xml:space="preserve">F</m:t>
-        </m:r>
-        <m:r>
-          <m:t xml:space="preserve">(</m:t>
-        </m:r>
-        <m:r>
-          <m:t xml:space="preserve">3</m:t>
-        </m:r>
-        <m:r>
-          <m:t xml:space="preserve">)</m:t>
-        </m:r>
-        <m:r>
-          <m:t xml:space="preserve">−</m:t>
-        </m:r>
-        <m:r>
-          <m:t xml:space="preserve">F</m:t>
-        </m:r>
-        <m:r>
-          <m:t xml:space="preserve">(</m:t>
-        </m:r>
-        <m:r>
-          <m:t xml:space="preserve">1</m:t>
-        </m:r>
-        <m:r>
-          <m:t xml:space="preserve">)</m:t>
-        </m:r>
-        <m:r>
-          <m:t xml:space="preserve">=</m:t>
-        </m:r>
-        <m:r>
-          <m:t xml:space="preserve">12</m:t>
-        </m:r>
-        <m:r>
-          <m:t xml:space="preserve">−</m:t>
-        </m:r>
-        <m:r>
-          <m:t xml:space="preserve">2</m:t>
-        </m:r>
-        <m:r>
-          <m:t xml:space="preserve">=</m:t>
-        </m:r>
-        <m:r>
-          <m:t xml:space="preserve">10</m:t>
-        </m:r>
-      </m:oMath>
+          <w:b/>
+          <w:bCs/>
+          <w:sz w:val="28"/>
+          <w:szCs w:val="28"/>
+        </w:rPr>
+        <w:t xml:space="preserve">五、公式卡：定積分求平面圖形面積</w:t>
+      </w:r>
     </w:p>
     <w:p>
       <w:pPr>
@@ -603,44 +1221,46 @@
           <w:sz w:val="24"/>
           <w:szCs w:val="24"/>
         </w:rPr>
-        <w:t xml:space="preserve">雙重檢查：這條函數是直線，圖形剛好是梯形——x=1時y=3，x=3時y=7，梯形面積=(3+7)/2×2=10，跟算出來的一樣，可以互相驗證。</w:t>
-      </w:r>
-    </w:p>
-    <w:p>
-      <w:pPr>
-        <w:spacing w:line="360" w:lineRule="auto"/>
-      </w:pPr>
-    </w:p>
-    <w:p>
-      <w:pPr>
-        <w:keepNext/>
-        <w:spacing w:line="360" w:lineRule="auto" w:after="80"/>
-        <w:jc w:val="left"/>
-      </w:pPr>
-      <w:r>
-        <w:rPr>
-          <w:rFonts w:ascii="Calibri" w:hAnsi="Calibri" w:eastAsia="微軟正黑體"/>
-          <w:b/>
-          <w:bCs/>
-          <w:sz w:val="28"/>
-          <w:szCs w:val="28"/>
-        </w:rPr>
-        <w:t xml:space="preserve">四、範例：求 ∫₀²3x²dx（我們做——你跟老師一起完成）</w:t>
-      </w:r>
-    </w:p>
-    <w:p>
-      <w:pPr>
-        <w:spacing w:line="360" w:lineRule="auto" w:after="80"/>
-        <w:jc w:val="left"/>
-      </w:pPr>
-      <w:r>
-        <w:rPr>
-          <w:rFonts w:ascii="Calibri" w:hAnsi="Calibri" w:eastAsia="微軟正黑體"/>
-          <w:sz w:val="24"/>
-          <w:szCs w:val="24"/>
-        </w:rPr>
-        <w:t xml:space="preserve">照「我做」的四個步驟自己走一次，每一步寫在下面：</w:t>
-      </w:r>
+        <w:t xml:space="preserve">若 f(x)≥0，曲線 y=f(x) 與x軸、直線x=a、x=b 圍成的面積：</w:t>
+      </w:r>
+      <m:oMath>
+        <m:r>
+          <m:t xml:space="preserve">S</m:t>
+        </m:r>
+        <m:r>
+          <m:t xml:space="preserve">=∫[</m:t>
+        </m:r>
+        <m:r>
+          <m:t xml:space="preserve">a</m:t>
+        </m:r>
+        <m:r>
+          <m:t xml:space="preserve">,</m:t>
+        </m:r>
+        <m:r>
+          <m:t xml:space="preserve">b</m:t>
+        </m:r>
+        <m:r>
+          <m:t xml:space="preserve">] </m:t>
+        </m:r>
+        <m:r>
+          <m:t xml:space="preserve">f</m:t>
+        </m:r>
+        <m:r>
+          <m:t xml:space="preserve">(</m:t>
+        </m:r>
+        <m:r>
+          <m:t xml:space="preserve">x</m:t>
+        </m:r>
+        <m:r>
+          <m:t xml:space="preserve">)</m:t>
+        </m:r>
+        <m:r>
+          <m:t xml:space="preserve">d</m:t>
+        </m:r>
+        <m:r>
+          <m:t xml:space="preserve">x</m:t>
+        </m:r>
+      </m:oMath>
     </w:p>
     <w:p>
       <w:pPr>
@@ -651,213 +1271,64 @@
         </w:pBdr>
         <w:jc w:val="left"/>
       </w:pPr>
-      <m:oMath>
-        <m:r>
-          <m:t xml:space="preserve">∫[</m:t>
-        </m:r>
-        <m:r>
-          <m:t xml:space="preserve">0</m:t>
-        </m:r>
-        <m:r>
-          <m:t xml:space="preserve">,</m:t>
-        </m:r>
-        <m:r>
-          <m:t xml:space="preserve">2</m:t>
-        </m:r>
-        <m:r>
-          <m:t xml:space="preserve">] </m:t>
-        </m:r>
-        <m:r>
-          <m:t xml:space="preserve">3</m:t>
-        </m:r>
-        <m:sSup>
-          <m:e>
-            <m:r>
-              <m:t xml:space="preserve">x</m:t>
-            </m:r>
-          </m:e>
-          <m:sup>
-            <m:r>
-              <m:t xml:space="preserve">2</m:t>
-            </m:r>
-          </m:sup>
-        </m:sSup>
-        <m:r>
-          <m:t xml:space="preserve"> </m:t>
-        </m:r>
-        <m:r>
-          <m:t xml:space="preserve">d</m:t>
-        </m:r>
-        <m:r>
-          <m:t xml:space="preserve">x</m:t>
-        </m:r>
-        <m:r>
-          <m:t xml:space="preserve">=?</m:t>
-        </m:r>
-      </m:oMath>
       <w:r>
         <w:rPr>
           <w:rFonts w:ascii="Calibri" w:hAnsi="Calibri" w:eastAsia="微軟正黑體"/>
           <w:sz w:val="24"/>
           <w:szCs w:val="24"/>
         </w:rPr>
-        <w:t xml:space="preserve">　　（提示：先求原函數，再代入上限2、下限0，最後相減）</w:t>
-      </w:r>
-    </w:p>
-    <w:p>
-      <w:pPr>
-        <w:spacing w:line="360" w:lineRule="auto" w:before="120" w:after="0"/>
-        <w:pBdr>
-          <w:bottom w:val="single" w:sz="5" w:space="4" w:color="AAAAAA"/>
-        </w:pBdr>
-      </w:pPr>
-      <w:r>
-        <w:rPr>
-          <w:sz w:val="32"/>
-          <w:szCs w:val="32"/>
-        </w:rPr>
-        <w:t xml:space="preserve"> </w:t>
-      </w:r>
-    </w:p>
-    <w:p>
-      <w:pPr>
-        <w:spacing w:line="360" w:lineRule="auto" w:before="120" w:after="0"/>
-        <w:pBdr>
-          <w:bottom w:val="single" w:sz="5" w:space="4" w:color="AAAAAA"/>
-        </w:pBdr>
-      </w:pPr>
-      <w:r>
-        <w:rPr>
-          <w:sz w:val="32"/>
-          <w:szCs w:val="32"/>
-        </w:rPr>
-        <w:t xml:space="preserve"> </w:t>
-      </w:r>
-    </w:p>
-    <w:p>
-      <w:pPr>
-        <w:spacing w:line="360" w:lineRule="auto" w:before="120" w:after="0"/>
-        <w:pBdr>
-          <w:bottom w:val="single" w:sz="5" w:space="4" w:color="AAAAAA"/>
-        </w:pBdr>
-      </w:pPr>
-      <w:r>
-        <w:rPr>
-          <w:sz w:val="32"/>
-          <w:szCs w:val="32"/>
-        </w:rPr>
-        <w:t xml:space="preserve"> </w:t>
-      </w:r>
-    </w:p>
-    <w:p>
-      <w:pPr>
-        <w:spacing w:line="360" w:lineRule="auto" w:before="120" w:after="0"/>
-        <w:pBdr>
-          <w:bottom w:val="single" w:sz="5" w:space="4" w:color="AAAAAA"/>
-        </w:pBdr>
-      </w:pPr>
-      <w:r>
-        <w:rPr>
-          <w:sz w:val="32"/>
-          <w:szCs w:val="32"/>
-        </w:rPr>
-        <w:t xml:space="preserve"> </w:t>
-      </w:r>
-    </w:p>
-    <w:p>
-      <w:pPr>
-        <w:spacing w:line="360" w:lineRule="auto"/>
-      </w:pPr>
-    </w:p>
-    <w:p>
-      <w:pPr>
-        <w:keepNext/>
-        <w:spacing w:line="360" w:lineRule="auto" w:after="80"/>
-        <w:jc w:val="left"/>
-      </w:pPr>
-      <w:r>
-        <w:rPr>
-          <w:rFonts w:ascii="Calibri" w:hAnsi="Calibri" w:eastAsia="微軟正黑體"/>
-          <w:b/>
-          <w:bCs/>
-          <w:sz w:val="28"/>
-          <w:szCs w:val="28"/>
-        </w:rPr>
-        <w:t xml:space="preserve">五、公式卡：定積分求平面圖形面積</w:t>
-      </w:r>
-    </w:p>
-    <w:p>
-      <w:pPr>
-        <w:spacing w:line="360" w:lineRule="auto" w:after="80"/>
-        <w:shd w:val="clear" w:color="auto" w:fill="F0F0F0"/>
-        <w:pBdr>
-          <w:left w:val="single" w:sz="18" w:space="8" w:color="555555"/>
-        </w:pBdr>
-        <w:jc w:val="left"/>
-      </w:pPr>
-      <w:r>
-        <w:rPr>
-          <w:rFonts w:ascii="Calibri" w:hAnsi="Calibri" w:eastAsia="微軟正黑體"/>
-          <w:sz w:val="24"/>
-          <w:szCs w:val="24"/>
-        </w:rPr>
-        <w:t xml:space="preserve">若 f(x)≥0，曲線 y=f(x) 與x軸、直線x=a、x=b 圍成的面積：</w:t>
-      </w:r>
-      <m:oMath>
-        <m:r>
-          <m:t xml:space="preserve">S</m:t>
-        </m:r>
-        <m:r>
-          <m:t xml:space="preserve">=∫[</m:t>
-        </m:r>
-        <m:r>
-          <m:t xml:space="preserve">a</m:t>
-        </m:r>
-        <m:r>
-          <m:t xml:space="preserve">,</m:t>
-        </m:r>
-        <m:r>
-          <m:t xml:space="preserve">b</m:t>
-        </m:r>
-        <m:r>
-          <m:t xml:space="preserve">] </m:t>
-        </m:r>
-        <m:r>
-          <m:t xml:space="preserve">f</m:t>
-        </m:r>
-        <m:r>
-          <m:t xml:space="preserve">(</m:t>
-        </m:r>
-        <m:r>
-          <m:t xml:space="preserve">x</m:t>
-        </m:r>
-        <m:r>
-          <m:t xml:space="preserve">)</m:t>
-        </m:r>
-        <m:r>
-          <m:t xml:space="preserve">d</m:t>
-        </m:r>
-        <m:r>
-          <m:t xml:space="preserve">x</m:t>
-        </m:r>
-      </m:oMath>
-    </w:p>
-    <w:p>
-      <w:pPr>
-        <w:spacing w:line="360" w:lineRule="auto" w:after="80"/>
-        <w:shd w:val="clear" w:color="auto" w:fill="F0F0F0"/>
-        <w:pBdr>
-          <w:left w:val="single" w:sz="18" w:space="8" w:color="555555"/>
-        </w:pBdr>
-        <w:jc w:val="left"/>
-      </w:pPr>
-      <w:r>
-        <w:rPr>
-          <w:rFonts w:ascii="Calibri" w:hAnsi="Calibri" w:eastAsia="微軟正黑體"/>
-          <w:sz w:val="24"/>
-          <w:szCs w:val="24"/>
-        </w:rPr>
         <w:t xml:space="preserve">⚠ 陷阱：若 f(x) 在區間內有正有負（圖形一部份在x軸上方、一部份在下方），不能直接整段積分——正負會互相抵消，算出來的不是面積。要先分段、負的部份取絕對值，再相加（練習C會考這一點）。</w:t>
+      </w:r>
+    </w:p>
+    <w:p>
+      <w:pPr>
+        <w:jc w:val="center"/>
+      </w:pPr>
+      <w:r>
+        <w:drawing>
+          <wp:inline xmlns:wp="http://schemas.openxmlformats.org/drawingml/2006/wordprocessingDrawing" distT="0" distB="0" distL="0" distR="0">
+            <wp:extent cx="2520000" cy="2001176"/>
+            <wp:docPr id="1" name="Picture 1"/>
+            <a:graphic xmlns:a="http://schemas.openxmlformats.org/drawingml/2006/main">
+              <a:graphicData uri="http://schemas.openxmlformats.org/drawingml/2006/picture">
+                <pic:pic xmlns:pic="http://schemas.openxmlformats.org/drawingml/2006/picture">
+                  <pic:nvPicPr>
+                    <pic:cNvPr id="1" name="Picture 1"/>
+                    <pic:cNvPicPr/>
+                  </pic:nvPicPr>
+                  <pic:blipFill>
+                    <a:blip r:embed="rIdImg1"/>
+                    <a:stretch>
+                      <a:fillRect/>
+                    </a:stretch>
+                  </pic:blipFill>
+                  <pic:spPr>
+                    <a:xfrm>
+                      <a:off x="0" y="0"/>
+                      <a:ext cx="2520000" cy="2001176"/>
+                    </a:xfrm>
+                    <a:prstGeom prst="rect">
+                      <a:avLst/>
+                    </a:prstGeom>
+                  </pic:spPr>
+                </pic:pic>
+              </a:graphicData>
+            </a:graphic>
+          </wp:inline>
+        </w:drawing>
+      </w:r>
+    </w:p>
+    <w:p>
+      <w:pPr>
+        <w:jc w:val="center"/>
+      </w:pPr>
+      <w:r>
+        <w:rPr>
+          <w:rFonts w:ascii="Calibri" w:hAnsi="Calibri" w:eastAsia="微軟正黑體"/>
+          <w:sz w:val="20"/>
+          <w:szCs w:val="20"/>
+        </w:rPr>
+        <w:t xml:space="preserve">y=x 在 [−1,2]：陰影一部分在x軸下方（x從−1到0）、一部分在上方（x從0到2）——直接整段積分兩部分會互相抵消，不是實際面積，一定要先分段、負的部分取絕對值再相加。</w:t>
       </w:r>
     </w:p>
     <w:p>
@@ -903,189 +1374,482 @@
     </w:p>
     <w:p>
       <w:pPr>
-        <w:spacing w:line="360" w:lineRule="auto" w:after="80"/>
-        <w:jc w:val="left"/>
-      </w:pPr>
-      <w:r>
-        <w:rPr>
-          <w:rFonts w:ascii="Calibri" w:hAnsi="Calibri" w:eastAsia="微軟正黑體"/>
-          <w:sz w:val="24"/>
-          <w:szCs w:val="24"/>
-        </w:rPr>
-        <w:t xml:space="preserve">① 寫出面積公式：</w:t>
-      </w:r>
-      <m:oMath>
-        <m:r>
-          <m:t xml:space="preserve">S</m:t>
-        </m:r>
-        <m:r>
-          <m:t xml:space="preserve">=∫[</m:t>
-        </m:r>
-        <m:r>
-          <m:t xml:space="preserve">0</m:t>
-        </m:r>
-        <m:r>
-          <m:t xml:space="preserve">,</m:t>
-        </m:r>
-        <m:r>
-          <m:t xml:space="preserve">2</m:t>
-        </m:r>
-        <m:r>
-          <m:t xml:space="preserve">] </m:t>
-        </m:r>
-        <m:sSup>
-          <m:e>
-            <m:r>
-              <m:t xml:space="preserve">x</m:t>
-            </m:r>
-          </m:e>
-          <m:sup>
-            <m:r>
-              <m:t xml:space="preserve">2</m:t>
-            </m:r>
-          </m:sup>
-        </m:sSup>
-        <m:r>
-          <m:t xml:space="preserve"> </m:t>
-        </m:r>
-        <m:r>
-          <m:t xml:space="preserve">d</m:t>
-        </m:r>
-        <m:r>
-          <m:t xml:space="preserve">x</m:t>
-        </m:r>
-      </m:oMath>
-    </w:p>
-    <w:p>
-      <w:pPr>
-        <w:spacing w:line="360" w:lineRule="auto" w:after="80"/>
-        <w:jc w:val="left"/>
-      </w:pPr>
-      <w:r>
-        <w:rPr>
-          <w:rFonts w:ascii="Calibri" w:hAnsi="Calibri" w:eastAsia="微軟正黑體"/>
-          <w:sz w:val="24"/>
-          <w:szCs w:val="24"/>
-        </w:rPr>
-        <w:t xml:space="preserve">② 求原函數：</w:t>
-      </w:r>
-      <m:oMath>
-        <m:r>
-          <m:t xml:space="preserve">F</m:t>
-        </m:r>
-        <m:r>
-          <m:t xml:space="preserve">(</m:t>
-        </m:r>
-        <m:r>
-          <m:t xml:space="preserve">x</m:t>
-        </m:r>
-        <m:r>
-          <m:t xml:space="preserve">)</m:t>
-        </m:r>
-        <m:r>
-          <m:t xml:space="preserve">=</m:t>
-        </m:r>
-        <m:f>
-          <m:num>
-            <m:sSup>
-              <m:e>
-                <m:r>
-                  <m:t xml:space="preserve">x</m:t>
-                </m:r>
-              </m:e>
-              <m:sup>
-                <m:r>
-                  <m:t xml:space="preserve">3</m:t>
-                </m:r>
-              </m:sup>
-            </m:sSup>
-          </m:num>
-          <m:den>
-            <m:r>
-              <m:t xml:space="preserve">3</m:t>
-            </m:r>
-          </m:den>
-        </m:f>
-      </m:oMath>
-    </w:p>
-    <w:p>
-      <w:pPr>
-        <w:spacing w:line="360" w:lineRule="auto" w:after="80"/>
-        <w:jc w:val="left"/>
-      </w:pPr>
-      <w:r>
-        <w:rPr>
-          <w:rFonts w:ascii="Calibri" w:hAnsi="Calibri" w:eastAsia="微軟正黑體"/>
-          <w:sz w:val="24"/>
-          <w:szCs w:val="24"/>
-        </w:rPr>
-        <w:t xml:space="preserve">③④ 代入上下限相減：</w:t>
-      </w:r>
-      <m:oMath>
-        <m:r>
-          <m:t xml:space="preserve">F</m:t>
-        </m:r>
-        <m:r>
-          <m:t xml:space="preserve">(</m:t>
-        </m:r>
-        <m:r>
-          <m:t xml:space="preserve">2</m:t>
-        </m:r>
-        <m:r>
-          <m:t xml:space="preserve">)</m:t>
-        </m:r>
-        <m:r>
-          <m:t xml:space="preserve">−</m:t>
-        </m:r>
-        <m:r>
-          <m:t xml:space="preserve">F</m:t>
-        </m:r>
-        <m:r>
-          <m:t xml:space="preserve">(</m:t>
-        </m:r>
-        <m:r>
-          <m:t xml:space="preserve">0</m:t>
-        </m:r>
-        <m:r>
-          <m:t xml:space="preserve">)</m:t>
-        </m:r>
-        <m:r>
-          <m:t xml:space="preserve">=</m:t>
-        </m:r>
-        <m:f>
-          <m:num>
-            <m:r>
-              <m:t xml:space="preserve">8</m:t>
-            </m:r>
-          </m:num>
-          <m:den>
-            <m:r>
-              <m:t xml:space="preserve">3</m:t>
-            </m:r>
-          </m:den>
-        </m:f>
-        <m:r>
-          <m:t xml:space="preserve">−</m:t>
-        </m:r>
-        <m:r>
-          <m:t xml:space="preserve">0</m:t>
-        </m:r>
-        <m:r>
-          <m:t xml:space="preserve">=</m:t>
-        </m:r>
-        <m:f>
-          <m:num>
-            <m:r>
-              <m:t xml:space="preserve">8</m:t>
-            </m:r>
-          </m:num>
-          <m:den>
-            <m:r>
-              <m:t xml:space="preserve">3</m:t>
-            </m:r>
-          </m:den>
-        </m:f>
-      </m:oMath>
+        <w:jc w:val="center"/>
+      </w:pPr>
+      <w:r>
+        <w:drawing>
+          <wp:inline xmlns:wp="http://schemas.openxmlformats.org/drawingml/2006/wordprocessingDrawing" distT="0" distB="0" distL="0" distR="0">
+            <wp:extent cx="2520000" cy="2001176"/>
+            <wp:docPr id="2" name="Picture 2"/>
+            <a:graphic xmlns:a="http://schemas.openxmlformats.org/drawingml/2006/main">
+              <a:graphicData uri="http://schemas.openxmlformats.org/drawingml/2006/picture">
+                <pic:pic xmlns:pic="http://schemas.openxmlformats.org/drawingml/2006/picture">
+                  <pic:nvPicPr>
+                    <pic:cNvPr id="2" name="Picture 2"/>
+                    <pic:cNvPicPr/>
+                  </pic:nvPicPr>
+                  <pic:blipFill>
+                    <a:blip r:embed="rIdImg2"/>
+                    <a:stretch>
+                      <a:fillRect/>
+                    </a:stretch>
+                  </pic:blipFill>
+                  <pic:spPr>
+                    <a:xfrm>
+                      <a:off x="0" y="0"/>
+                      <a:ext cx="2520000" cy="2001176"/>
+                    </a:xfrm>
+                    <a:prstGeom prst="rect">
+                      <a:avLst/>
+                    </a:prstGeom>
+                  </pic:spPr>
+                </pic:pic>
+              </a:graphicData>
+            </a:graphic>
+          </wp:inline>
+        </w:drawing>
+      </w:r>
+    </w:p>
+    <w:p>
+      <w:pPr>
+        <w:jc w:val="center"/>
+      </w:pPr>
+      <w:r>
+        <w:rPr>
+          <w:rFonts w:ascii="Calibri" w:hAnsi="Calibri" w:eastAsia="微軟正黑體"/>
+          <w:sz w:val="20"/>
+          <w:szCs w:val="20"/>
+        </w:rPr>
+        <w:t xml:space="preserve">y=x² 在 [0,2] 與x軸圍成的曲邊梯形——陰影部分就是要求的面積 S。</w:t>
+      </w:r>
+    </w:p>
+    <w:tbl>
+      <w:tblPr>
+        <w:tblW w:w="11338" w:type="dxa"/>
+        <w:tblBorders>
+          <w:top w:val="single" w:sz="4" w:space="0" w:color="000000"/>
+          <w:left w:val="single" w:sz="4" w:space="0" w:color="000000"/>
+          <w:bottom w:val="single" w:sz="4" w:space="0" w:color="000000"/>
+          <w:right w:val="single" w:sz="4" w:space="0" w:color="000000"/>
+          <w:insideH w:val="single" w:sz="4" w:space="0" w:color="000000"/>
+          <w:insideV w:val="single" w:sz="4" w:space="0" w:color="000000"/>
+        </w:tblBorders>
+        <w:tblLayout w:type="fixed"/>
+      </w:tblPr>
+      <w:tblGrid>
+        <w:gridCol w:w="1564"/>
+        <w:gridCol w:w="374"/>
+        <w:gridCol w:w="1904"/>
+        <w:gridCol w:w="476"/>
+        <w:gridCol w:w="850"/>
+        <w:gridCol w:w="374"/>
+        <w:gridCol w:w="1261"/>
+        <w:gridCol w:w="4535"/>
+      </w:tblGrid>
+      <w:tr>
+        <w:trPr>
+          <w:cantSplit/>
+          <w:tblHeader/>
+        </w:trPr>
+        <w:tc>
+          <w:tcPr>
+            <w:tcW w:w="6803" w:type="dxa"/>
+            <w:gridSpan w:val="7"/>
+            <w:shd w:val="clear" w:color="auto" w:fill="F0F0F0"/>
+            <w:tcMar>
+              <w:top w:w="70" w:type="dxa"/>
+              <w:left w:w="110" w:type="dxa"/>
+              <w:bottom w:w="70" w:type="dxa"/>
+              <w:right w:w="110" w:type="dxa"/>
+            </w:tcMar>
+            <w:vAlign w:val="top"/>
+          </w:tcPr>
+          <w:p>
+            <w:pPr>
+              <w:spacing w:line="360" w:lineRule="auto" w:after="80"/>
+              <w:jc w:val="left"/>
+            </w:pPr>
+            <w:r>
+              <w:rPr>
+                <w:rFonts w:ascii="Calibri" w:hAnsi="Calibri" w:eastAsia="微軟正黑體"/>
+                <w:b/>
+                <w:bCs/>
+                <w:sz w:val="22"/>
+                <w:szCs w:val="22"/>
+              </w:rPr>
+              <w:t xml:space="preserve">算式</w:t>
+            </w:r>
+          </w:p>
+        </w:tc>
+        <w:tc>
+          <w:tcPr>
+            <w:tcW w:w="4535" w:type="dxa"/>
+            <w:shd w:val="clear" w:color="auto" w:fill="F0F0F0"/>
+            <w:tcMar>
+              <w:top w:w="70" w:type="dxa"/>
+              <w:left w:w="110" w:type="dxa"/>
+              <w:bottom w:w="70" w:type="dxa"/>
+              <w:right w:w="110" w:type="dxa"/>
+            </w:tcMar>
+            <w:vAlign w:val="top"/>
+          </w:tcPr>
+          <w:p>
+            <w:pPr>
+              <w:spacing w:line="360" w:lineRule="auto" w:after="80"/>
+              <w:jc w:val="left"/>
+            </w:pPr>
+            <w:r>
+              <w:rPr>
+                <w:rFonts w:ascii="Calibri" w:hAnsi="Calibri" w:eastAsia="微軟正黑體"/>
+                <w:b/>
+                <w:bCs/>
+                <w:sz w:val="22"/>
+                <w:szCs w:val="22"/>
+              </w:rPr>
+              <w:t xml:space="preserve">這一步在做什麼</w:t>
+            </w:r>
+          </w:p>
+        </w:tc>
+      </w:tr>
+      <w:tr>
+        <w:trPr>
+          <w:cantSplit/>
+        </w:trPr>
+        <w:tc>
+          <w:tcPr>
+            <w:tcW w:w="6803" w:type="dxa"/>
+            <w:gridSpan w:val="7"/>
+            <w:tcBorders>
+              <w:top w:val="single" w:sz="4" w:color="000000"/>
+              <w:left w:val="single" w:sz="4" w:color="000000"/>
+              <w:bottom w:val="single" w:sz="4" w:color="000000"/>
+              <w:right w:val="single" w:sz="4" w:color="000000"/>
+            </w:tcBorders>
+            <w:tcMar>
+              <w:top w:w="70" w:type="dxa"/>
+              <w:left w:w="110" w:type="dxa"/>
+              <w:bottom w:w="70" w:type="dxa"/>
+              <w:right w:w="110" w:type="dxa"/>
+            </w:tcMar>
+            <w:vAlign w:val="center"/>
+          </w:tcPr>
+          <w:p>
+            <w:pPr>
+              <w:jc w:val="left"/>
+            </w:pPr>
+            <m:oMath>
+              <m:r>
+                <m:t xml:space="preserve">S</m:t>
+              </m:r>
+              <m:r>
+                <m:t xml:space="preserve">=∫[</m:t>
+              </m:r>
+              <m:r>
+                <m:t xml:space="preserve">0</m:t>
+              </m:r>
+              <m:r>
+                <m:t xml:space="preserve">,</m:t>
+              </m:r>
+              <m:r>
+                <m:t xml:space="preserve">2</m:t>
+              </m:r>
+              <m:r>
+                <m:t xml:space="preserve">] </m:t>
+              </m:r>
+              <m:sSup>
+                <m:e>
+                  <m:r>
+                    <m:t xml:space="preserve">x</m:t>
+                  </m:r>
+                </m:e>
+                <m:sup>
+                  <m:r>
+                    <m:t xml:space="preserve">2</m:t>
+                  </m:r>
+                </m:sup>
+              </m:sSup>
+              <m:r>
+                <m:t xml:space="preserve"> </m:t>
+              </m:r>
+              <m:r>
+                <m:t xml:space="preserve">d</m:t>
+              </m:r>
+              <m:r>
+                <m:t xml:space="preserve">x</m:t>
+              </m:r>
+            </m:oMath>
+          </w:p>
+        </w:tc>
+        <w:tc>
+          <w:tcPr>
+            <w:tcW w:w="4535" w:type="dxa"/>
+            <w:tcBorders>
+              <w:top w:val="single" w:sz="4" w:color="000000"/>
+              <w:left w:val="single" w:sz="4" w:color="000000"/>
+              <w:bottom w:val="single" w:sz="4" w:color="000000"/>
+              <w:right w:val="single" w:sz="4" w:color="000000"/>
+            </w:tcBorders>
+            <w:tcMar>
+              <w:top w:w="70" w:type="dxa"/>
+              <w:left w:w="110" w:type="dxa"/>
+              <w:bottom w:w="70" w:type="dxa"/>
+              <w:right w:w="110" w:type="dxa"/>
+            </w:tcMar>
+            <w:vAlign w:val="center"/>
+          </w:tcPr>
+          <w:p>
+            <w:pPr>
+              <w:jc w:val="left"/>
+            </w:pPr>
+            <w:r>
+              <w:rPr>
+                <w:rFonts w:ascii="Calibri" w:hAnsi="Calibri" w:eastAsia="微軟正黑體"/>
+                <w:sz w:val="24"/>
+                <w:szCs w:val="24"/>
+              </w:rPr>
+              <w:t xml:space="preserve">① 寫出面積公式</w:t>
+            </w:r>
+          </w:p>
+        </w:tc>
+      </w:tr>
+      <w:tr>
+        <w:trPr>
+          <w:cantSplit/>
+        </w:trPr>
+        <w:tc>
+          <w:tcPr>
+            <w:tcW w:w="6803" w:type="dxa"/>
+            <w:gridSpan w:val="7"/>
+            <w:tcBorders>
+              <w:top w:val="single" w:sz="4" w:color="000000"/>
+              <w:left w:val="single" w:sz="4" w:color="000000"/>
+              <w:bottom w:val="single" w:sz="4" w:color="000000"/>
+              <w:right w:val="single" w:sz="4" w:color="000000"/>
+            </w:tcBorders>
+            <w:tcMar>
+              <w:top w:w="70" w:type="dxa"/>
+              <w:left w:w="110" w:type="dxa"/>
+              <w:bottom w:w="70" w:type="dxa"/>
+              <w:right w:w="110" w:type="dxa"/>
+            </w:tcMar>
+            <w:vAlign w:val="center"/>
+          </w:tcPr>
+          <w:p>
+            <w:pPr>
+              <w:jc w:val="left"/>
+            </w:pPr>
+            <m:oMath>
+              <m:r>
+                <m:t xml:space="preserve">F</m:t>
+              </m:r>
+              <m:r>
+                <m:t xml:space="preserve">(</m:t>
+              </m:r>
+              <m:r>
+                <m:t xml:space="preserve">x</m:t>
+              </m:r>
+              <m:r>
+                <m:t xml:space="preserve">)</m:t>
+              </m:r>
+              <m:r>
+                <m:t xml:space="preserve">=</m:t>
+              </m:r>
+              <m:f>
+                <m:num>
+                  <m:sSup>
+                    <m:e>
+                      <m:r>
+                        <m:t xml:space="preserve">x</m:t>
+                      </m:r>
+                    </m:e>
+                    <m:sup>
+                      <m:r>
+                        <m:t xml:space="preserve">3</m:t>
+                      </m:r>
+                    </m:sup>
+                  </m:sSup>
+                </m:num>
+                <m:den>
+                  <m:r>
+                    <m:t xml:space="preserve">3</m:t>
+                  </m:r>
+                </m:den>
+              </m:f>
+            </m:oMath>
+          </w:p>
+        </w:tc>
+        <w:tc>
+          <w:tcPr>
+            <w:tcW w:w="4535" w:type="dxa"/>
+            <w:tcBorders>
+              <w:top w:val="single" w:sz="4" w:color="000000"/>
+              <w:left w:val="single" w:sz="4" w:color="000000"/>
+              <w:bottom w:val="single" w:sz="4" w:color="000000"/>
+              <w:right w:val="single" w:sz="4" w:color="000000"/>
+            </w:tcBorders>
+            <w:tcMar>
+              <w:top w:w="70" w:type="dxa"/>
+              <w:left w:w="110" w:type="dxa"/>
+              <w:bottom w:w="70" w:type="dxa"/>
+              <w:right w:w="110" w:type="dxa"/>
+            </w:tcMar>
+            <w:vAlign w:val="center"/>
+          </w:tcPr>
+          <w:p>
+            <w:pPr>
+              <w:jc w:val="left"/>
+            </w:pPr>
+            <w:r>
+              <w:rPr>
+                <w:rFonts w:ascii="Calibri" w:hAnsi="Calibri" w:eastAsia="微軟正黑體"/>
+                <w:sz w:val="24"/>
+                <w:szCs w:val="24"/>
+              </w:rPr>
+              <w:t xml:space="preserve">② 求原函數</w:t>
+            </w:r>
+          </w:p>
+        </w:tc>
+      </w:tr>
+      <w:tr>
+        <w:trPr>
+          <w:cantSplit/>
+        </w:trPr>
+        <w:tc>
+          <w:tcPr>
+            <w:tcW w:w="6803" w:type="dxa"/>
+            <w:gridSpan w:val="7"/>
+            <w:tcBorders>
+              <w:top w:val="single" w:sz="4" w:color="000000"/>
+              <w:left w:val="single" w:sz="4" w:color="000000"/>
+              <w:bottom w:val="single" w:sz="4" w:color="000000"/>
+              <w:right w:val="single" w:sz="4" w:color="000000"/>
+            </w:tcBorders>
+            <w:tcMar>
+              <w:top w:w="70" w:type="dxa"/>
+              <w:left w:w="110" w:type="dxa"/>
+              <w:bottom w:w="70" w:type="dxa"/>
+              <w:right w:w="110" w:type="dxa"/>
+            </w:tcMar>
+            <w:vAlign w:val="center"/>
+          </w:tcPr>
+          <w:p>
+            <w:pPr>
+              <w:jc w:val="left"/>
+            </w:pPr>
+            <w:r>
+              <w:rPr>
+                <w:rFonts w:ascii="Calibri" w:hAnsi="Calibri" w:eastAsia="微軟正黑體"/>
+                <w:b/>
+                <w:bCs/>
+                <w:sz w:val="24"/>
+                <w:szCs w:val="24"/>
+              </w:rPr>
+              <w:t xml:space="preserve">∴ </w:t>
+            </w:r>
+            <m:oMath>
+              <m:r>
+                <m:t xml:space="preserve">F</m:t>
+              </m:r>
+              <m:r>
+                <m:t xml:space="preserve">(</m:t>
+              </m:r>
+              <m:r>
+                <m:t xml:space="preserve">2</m:t>
+              </m:r>
+              <m:r>
+                <m:t xml:space="preserve">)</m:t>
+              </m:r>
+              <m:r>
+                <m:t xml:space="preserve">−</m:t>
+              </m:r>
+              <m:r>
+                <m:t xml:space="preserve">F</m:t>
+              </m:r>
+              <m:r>
+                <m:t xml:space="preserve">(</m:t>
+              </m:r>
+              <m:r>
+                <m:t xml:space="preserve">0</m:t>
+              </m:r>
+              <m:r>
+                <m:t xml:space="preserve">)</m:t>
+              </m:r>
+              <m:r>
+                <m:t xml:space="preserve">=</m:t>
+              </m:r>
+              <m:f>
+                <m:num>
+                  <m:r>
+                    <m:t xml:space="preserve">8</m:t>
+                  </m:r>
+                </m:num>
+                <m:den>
+                  <m:r>
+                    <m:t xml:space="preserve">3</m:t>
+                  </m:r>
+                </m:den>
+              </m:f>
+              <m:r>
+                <m:t xml:space="preserve">−</m:t>
+              </m:r>
+              <m:r>
+                <m:t xml:space="preserve">0</m:t>
+              </m:r>
+              <m:r>
+                <m:t xml:space="preserve">=</m:t>
+              </m:r>
+              <m:f>
+                <m:num>
+                  <m:r>
+                    <m:t xml:space="preserve">8</m:t>
+                  </m:r>
+                </m:num>
+                <m:den>
+                  <m:r>
+                    <m:t xml:space="preserve">3</m:t>
+                  </m:r>
+                </m:den>
+              </m:f>
+            </m:oMath>
+          </w:p>
+        </w:tc>
+        <w:tc>
+          <w:tcPr>
+            <w:tcW w:w="4535" w:type="dxa"/>
+            <w:tcBorders>
+              <w:top w:val="single" w:sz="4" w:color="000000"/>
+              <w:left w:val="single" w:sz="4" w:color="000000"/>
+              <w:bottom w:val="single" w:sz="4" w:color="000000"/>
+              <w:right w:val="single" w:sz="4" w:color="000000"/>
+            </w:tcBorders>
+            <w:tcMar>
+              <w:top w:w="70" w:type="dxa"/>
+              <w:left w:w="110" w:type="dxa"/>
+              <w:bottom w:w="70" w:type="dxa"/>
+              <w:right w:w="110" w:type="dxa"/>
+            </w:tcMar>
+            <w:vAlign w:val="center"/>
+          </w:tcPr>
+          <w:p>
+            <w:pPr>
+              <w:jc w:val="left"/>
+            </w:pPr>
+            <w:r>
+              <w:rPr>
+                <w:rFonts w:ascii="Calibri" w:hAnsi="Calibri" w:eastAsia="微軟正黑體"/>
+                <w:sz w:val="24"/>
+                <w:szCs w:val="24"/>
+              </w:rPr>
+              <w:t xml:space="preserve">③④ 代入上下限相減</w:t>
+            </w:r>
+          </w:p>
+        </w:tc>
+      </w:tr>
+    </w:tbl>
+    <w:p>
+      <w:pPr>
+        <w:spacing w:line="360" w:lineRule="auto"/>
+      </w:pPr>
     </w:p>
     <w:p>
       <w:pPr>
